--- a/ky/wisdom-stories/for-those-who-have-reached-sixty.docx
+++ b/ky/wisdom-stories/for-those-who-have-reached-sixty.docx
@@ -20,7 +20,7 @@
           <w:sz w:val="34"/>
           <w:lang w:val="ky-KG"/>
         </w:rPr>
-        <w:t>Алтымышка келгендерге кеңеш</w:t>
+        <w:t>Алтымышка келгендерге</w:t>
       </w:r>
       <w:bookmarkEnd w:id="10062"/>
     </w:p>
@@ -39,7 +39,7 @@
           <w:sz w:val="22"/>
           <w:lang w:val="ky-KG"/>
         </w:rPr>
-        <w:t>Ушул күнгө чейин топтогон акчаңызды колдоно турган мезгил келди. Аны сарптап, ырахатын көрүңүз. Ал акчаны табыш үчүн канча мээнет кылганыңызды билбегендерге калтырбаңыз. Азыр — бейпилдиктин даамын сезүүгө эң ылайыктуу учур.</w:t>
+        <w:t>Ушул күнгө чейин топтогон акчаңызды колдоно турган мезгил келди. Аны сарптап, ырахатын көрүңүз. Ал акчаны табыш үчүн канча мээнет кылганыңызды билбегендерге калтыруу үчүн өзүңүздү баарынан кур калтырбаңыз. Азыр — бейпилдиктин даамын сезүүгө эң ылайыктуу учур.</w:t>
       </w:r>
     </w:p>
     <w:p>
@@ -93,7 +93,7 @@
           <w:sz w:val="22"/>
           <w:lang w:val="ky-KG"/>
         </w:rPr>
-        <w:t>Бул куракта ден соолукка өзгөчө көңүл буруу керек. Денеңиздин муктаждыгын эске алып, дарыгериңиз менен байланышта болуңуз. Өзүңүздү жакшы сезсеңиз да, текшерүүдөн өтүп туруңуз.</w:t>
+        <w:t>Бул куракта ооруу оңой, сак болуу кыйын. Ошондуктан ден соолукка өзгөчө көңүл буруу керек. Денеңиздин муктаждыгын эске алып, дарыгериңиз менен байланышта болуңуз. Өзүңүздү жакшы сезсеңиз да, текшерүүдөн өтүп туруңуз.</w:t>
       </w:r>
     </w:p>
     <w:p>
@@ -147,7 +147,7 @@
           <w:sz w:val="22"/>
           <w:lang w:val="ky-KG"/>
         </w:rPr>
-        <w:t>Чачтарачка барууну токтотпоңуз, тырмагыңызга кам көрүңүз, дерматологго жана тиш дарыгерине көрүнүп туруңуз, атыр менен крем колдонуңуз. Сырткы көрүнүшүңүз тыкан болсо, ал сезим ички дүйнөңүзгө да өтүп, өзүңүздү сыймыктуу жана күчтүү сезесиз.</w:t>
+        <w:t>Өзүңүзгө кам көрүүнү унутпаңыз: чачтарачка барыңыз, тырмагыңызга кам көрүңүз, дерматологго жана тиш дарыгерине көрүнүп туруңуз, атыр менен крем колдонуңуз. Тыкан көрүнүш маанайыңызга да жакшы таасир этип, өзүңүздү ишенимдүүрөөк жана сергек сезесиз.</w:t>
       </w:r>
     </w:p>
     <w:p>
@@ -165,7 +165,7 @@
           <w:sz w:val="22"/>
           <w:lang w:val="ky-KG"/>
         </w:rPr>
-        <w:t>Курагыңызга ылайык мода багыттарын көз жаздымда калтырбаңыз, бирок өз стилиңизди сактаңыз. Китеп окуп, гезит карап, жаңылыктарды көрүп туруңуз. Интернетке кирип, адамдар эмне жөнүндө ойлонуп жатканын билиңиз. Электрондук почтаны, өзүңүзгө ылайык социалдык тармактарды колдонуп, байланыштан үзүлбөңүз.</w:t>
+        <w:t>Курагыңызга ылайык мода багыттарын көз жаздымда калтырбаңыз, бирок өз стилиңизди сактаңыз. Китеп окуп, гезит карап, жаңылыктарды көрүп туруңуз. Интернетке кирип, адамдар эмне жөнүндө ойлонуп жатканын билиңиз. Электрондук почтаңыз активдүү экенине жана жок дегенде бир нече социалдык тармакты колдонуп жатканыңызга ынаныңыз.</w:t>
       </w:r>
     </w:p>
     <w:p>
@@ -219,7 +219,7 @@
           <w:sz w:val="22"/>
           <w:lang w:val="ky-KG"/>
         </w:rPr>
-        <w:t>Дайыма нааразы болуп, көңүл чөктүргөндөрдөн оолак болуп, жаныңызга жылуулук, көңүлүңүзгө кубат берген адамдар менен көбүрөөк убакыт өткөрүңүз.</w:t>
+        <w:t>Дайыма нааразы болуп, көңүл чөктүргөндөрдөн оолак болуп, жаныңызга жылуулук, көңүлүңүзгө кубат берген адамдар менен гана убакыт өткөрүңүз.</w:t>
       </w:r>
     </w:p>
     <w:p>
@@ -255,7 +255,7 @@
           <w:sz w:val="22"/>
           <w:lang w:val="ky-KG"/>
         </w:rPr>
-        <w:t>Үйдөн чыгып туруңуз, көптөн бери көрбөгөн адамдар менен жолугуп, жаңы же эски бир нерсени кайрадан баштан өткөрүңүз. Эң негизгиси — маал-маалы менен сыртка чыгып туруу. Музейлерге барып, сейил бакта басыңыз.</w:t>
+        <w:t>Үйдөн чыгып туруңуз, көптөн бери көрбөгөн адамдар менен жолугуп, жаңы жерлерди көрүп, эски эскерүүлөрдү жаңыртыңыз. Эң негизгиси — өзүңүздү үйгө камап албаңыз. Музейлерге барып, сейил бакта басыңыз.</w:t>
       </w:r>
     </w:p>
     <w:p>
@@ -333,7 +333,7 @@
           <w:sz w:val="22"/>
           <w:lang w:val="ky-KG"/>
         </w:rPr>
-        <w:t xml:space="preserve">Сабак: </w:t>
+        <w:t>Сабак: Курмандыктын кезеги бир күнү бүтөт; өмүрүңүздүн күзүндө өзүңүзгө да жашоого укук бериңиз. Бактылуу адам айланасына да бакыт таратат.</w:t>
       </w:r>
       <w:r>
         <w:rPr>
@@ -342,7 +342,6 @@
           <w:sz w:val="22"/>
           <w:lang w:val="ky-KG"/>
         </w:rPr>
-        <w:t>Өмүр бою башкалардын камын көрдүңүз. Эми өзүңүзгө да көңүл бөлүп, эмгегиңиздин үзүрүн көрүңүз. Көңүлүңүз жай болсо, жакындарыңызга да жылуулук тартуулайсыз.</w:t>
       </w:r>
     </w:p>
     <w:p>
@@ -362,7 +361,7 @@
           <w:sz w:val="18"/>
           <w:lang w:val="ky-KG"/>
         </w:rPr>
-        <w:t>Окуя ачык интернет булактарынан алынды.</w:t>
+        <w:t>Аңгемелер ачык интернет булактарынан алынган, иллюстрациялар болсо ЖИ менен түзүлгөн.</w:t>
       </w:r>
     </w:p>
     <w:sectPr>
